--- a/教材/动画.docx
+++ b/教材/动画.docx
@@ -156,6 +156,23 @@
     </w:p>
     <w:p>
       <w:pPr>
+        <w:pStyle w:val="2"/>
+        <w:bidi w:val="0"/>
+        <w:rPr>
+          <w:rFonts w:hint="default"/>
+          <w:lang w:val="en-US" w:eastAsia="zh-CN"/>
+        </w:rPr>
+      </w:pPr>
+      <w:r>
+        <w:rPr>
+          <w:rFonts w:hint="eastAsia"/>
+          <w:lang w:val="en-US" w:eastAsia="zh-CN"/>
+        </w:rPr>
+        <w:t>动画资产与动画蒙太奇</w:t>
+      </w:r>
+    </w:p>
+    <w:p>
+      <w:pPr>
         <w:rPr>
           <w:rFonts w:hint="eastAsia"/>
           <w:lang w:val="en-US" w:eastAsia="zh-CN"/>
@@ -451,17 +468,95 @@
     <w:p>
       <w:pPr>
         <w:rPr>
+          <w:rFonts w:hint="eastAsia"/>
+          <w:lang w:val="en-US" w:eastAsia="zh-CN"/>
+        </w:rPr>
+      </w:pPr>
+      <w:r>
+        <w:rPr>
+          <w:rFonts w:hint="eastAsia"/>
+          <w:lang w:val="en-US" w:eastAsia="zh-CN"/>
+        </w:rPr>
+        <w:t>当我们给动画蓝图加上插槽之后，再使用PlayMontage的两个函数，会发现都可以播放蒙太奇了，而且，结合上图ABP观看，通过Slot播放完蒙太奇之后会自动回到BS。所以插槽可以理解为：在别的地方使用代码（蓝图函数）来PlayMontage的时候，会自动占用Slot的位置。在Slot为空的时候，会播放Slot前面的东西。证明方法就是把Slot前面的BS节点断开。</w:t>
+      </w:r>
+    </w:p>
+    <w:p>
+      <w:pPr>
+        <w:rPr>
+          <w:rFonts w:hint="eastAsia"/>
+          <w:lang w:val="en-US" w:eastAsia="zh-CN"/>
+        </w:rPr>
+      </w:pPr>
+    </w:p>
+    <w:p>
+      <w:pPr>
+        <w:rPr>
+          <w:rFonts w:hint="eastAsia"/>
+          <w:lang w:val="en-US" w:eastAsia="zh-CN"/>
+        </w:rPr>
+      </w:pPr>
+      <w:r>
+        <w:rPr>
+          <w:rFonts w:hint="eastAsia"/>
+          <w:lang w:val="en-US" w:eastAsia="zh-CN"/>
+        </w:rPr>
+        <w:t>现在我们通过PlayMontage节点实现了播放蒙太奇的功能，但是：这个技能是增强输入系统的Triggered来触发，他会持续的PlayMontage，而不是播放完一个Montage之后再播放。</w:t>
+      </w:r>
+    </w:p>
+    <w:p>
+      <w:pPr>
+        <w:rPr>
+          <w:rFonts w:hint="eastAsia"/>
+          <w:lang w:val="en-US" w:eastAsia="zh-CN"/>
+        </w:rPr>
+      </w:pPr>
+      <w:r>
+        <w:rPr>
+          <w:rFonts w:hint="eastAsia"/>
+          <w:lang w:val="en-US" w:eastAsia="zh-CN"/>
+        </w:rPr>
+        <w:t>解决方法就是给角色创建一个bool型变量Attacking，只有当Attacking==false时才会能够触发技能后续内容，且只有在PlayMontage的On Complete时会设置Attacking=false</w:t>
+      </w:r>
+    </w:p>
+    <w:p>
+      <w:pPr>
+        <w:rPr>
           <w:rFonts w:hint="default"/>
           <w:lang w:val="en-US" w:eastAsia="zh-CN"/>
         </w:rPr>
       </w:pPr>
-      <w:r>
-        <w:rPr>
-          <w:rFonts w:hint="eastAsia"/>
-          <w:lang w:val="en-US" w:eastAsia="zh-CN"/>
-        </w:rPr>
-        <w:t>当我们给动画蓝图加上插槽之后，再使用PlayMontage的两个函数，会发现都可以播放蒙太奇了，而且，结合上图ABP观看，通过Slot播放完蒙太奇之后会自动回到BS。所以插槽可以理解为：在别的地方使用代码（蓝图函数）来PlayMontage的时候，会自动占用Slot的位置。在Slot为空的时候，会播放Slot前面的东西。证明方法就是把Slot前面的BS节点断开。</w:t>
-      </w:r>
+    </w:p>
+    <w:p>
+      <w:pPr>
+        <w:rPr>
+          <w:rFonts w:hint="eastAsia"/>
+          <w:lang w:val="en-US" w:eastAsia="zh-CN"/>
+        </w:rPr>
+      </w:pPr>
+    </w:p>
+    <w:p>
+      <w:pPr>
+        <w:rPr>
+          <w:rFonts w:hint="eastAsia"/>
+          <w:lang w:val="en-US" w:eastAsia="zh-CN"/>
+        </w:rPr>
+      </w:pPr>
+    </w:p>
+    <w:p>
+      <w:pPr>
+        <w:rPr>
+          <w:rFonts w:hint="eastAsia"/>
+          <w:lang w:val="en-US" w:eastAsia="zh-CN"/>
+        </w:rPr>
+      </w:pPr>
+    </w:p>
+    <w:p>
+      <w:pPr>
+        <w:rPr>
+          <w:rFonts w:hint="default"/>
+          <w:lang w:val="en-US" w:eastAsia="zh-CN"/>
+        </w:rPr>
+      </w:pPr>
     </w:p>
     <w:p>
       <w:pPr>
@@ -1396,6 +1491,111 @@
     </w:p>
     <w:p>
       <w:pPr>
+        <w:pStyle w:val="2"/>
+        <w:bidi w:val="0"/>
+        <w:rPr>
+          <w:rFonts w:hint="eastAsia"/>
+          <w:lang w:val="en-US" w:eastAsia="zh-CN"/>
+        </w:rPr>
+      </w:pPr>
+      <w:r>
+        <w:rPr>
+          <w:rFonts w:hint="eastAsia"/>
+          <w:lang w:val="en-US" w:eastAsia="zh-CN"/>
+        </w:rPr>
+        <w:t>混入与混出</w:t>
+      </w:r>
+    </w:p>
+    <w:p>
+      <w:pPr>
+        <w:rPr>
+          <w:rFonts w:hint="eastAsia"/>
+          <w:lang w:val="en-US" w:eastAsia="zh-CN"/>
+        </w:rPr>
+      </w:pPr>
+    </w:p>
+    <w:p>
+      <w:pPr>
+        <w:rPr>
+          <w:rFonts w:hint="eastAsia"/>
+          <w:lang w:val="en-US" w:eastAsia="zh-CN"/>
+        </w:rPr>
+      </w:pPr>
+    </w:p>
+    <w:p>
+      <w:pPr>
+        <w:rPr>
+          <w:rFonts w:hint="eastAsia"/>
+          <w:lang w:val="en-US" w:eastAsia="zh-CN"/>
+        </w:rPr>
+      </w:pPr>
+    </w:p>
+    <w:p>
+      <w:pPr>
+        <w:rPr>
+          <w:rFonts w:hint="eastAsia"/>
+          <w:lang w:val="en-US" w:eastAsia="zh-CN"/>
+        </w:rPr>
+      </w:pPr>
+    </w:p>
+    <w:p>
+      <w:pPr>
+        <w:rPr>
+          <w:rFonts w:hint="eastAsia"/>
+          <w:lang w:val="en-US" w:eastAsia="zh-CN"/>
+        </w:rPr>
+      </w:pPr>
+    </w:p>
+    <w:p>
+      <w:pPr>
+        <w:rPr>
+          <w:rFonts w:hint="eastAsia"/>
+          <w:lang w:val="en-US" w:eastAsia="zh-CN"/>
+        </w:rPr>
+      </w:pPr>
+    </w:p>
+    <w:p>
+      <w:pPr>
+        <w:rPr>
+          <w:rFonts w:hint="eastAsia"/>
+          <w:lang w:val="en-US" w:eastAsia="zh-CN"/>
+        </w:rPr>
+      </w:pPr>
+    </w:p>
+    <w:p>
+      <w:pPr>
+        <w:rPr>
+          <w:rFonts w:hint="eastAsia"/>
+          <w:lang w:val="en-US" w:eastAsia="zh-CN"/>
+        </w:rPr>
+      </w:pPr>
+    </w:p>
+    <w:p>
+      <w:pPr>
+        <w:rPr>
+          <w:rFonts w:hint="eastAsia"/>
+          <w:lang w:val="en-US" w:eastAsia="zh-CN"/>
+        </w:rPr>
+      </w:pPr>
+    </w:p>
+    <w:p>
+      <w:pPr>
+        <w:rPr>
+          <w:rFonts w:hint="eastAsia"/>
+          <w:lang w:val="en-US" w:eastAsia="zh-CN"/>
+        </w:rPr>
+      </w:pPr>
+    </w:p>
+    <w:p>
+      <w:pPr>
+        <w:rPr>
+          <w:rFonts w:hint="eastAsia"/>
+          <w:lang w:val="en-US" w:eastAsia="zh-CN"/>
+        </w:rPr>
+      </w:pPr>
+    </w:p>
+    <w:p>
+      <w:pPr>
         <w:rPr>
           <w:rFonts w:hint="eastAsia"/>
           <w:lang w:val="en-US" w:eastAsia="zh-CN"/>
@@ -1406,13 +1606,21 @@
       <w:pPr>
         <w:rPr>
           <w:rFonts w:hint="default"/>
-          <w:b w:val="0"/>
-          <w:bCs w:val="0"/>
           <w:lang w:val="en-US" w:eastAsia="zh-CN"/>
         </w:rPr>
       </w:pPr>
       <w:bookmarkStart w:id="0" w:name="_GoBack"/>
       <w:bookmarkEnd w:id="0"/>
+    </w:p>
+    <w:p>
+      <w:pPr>
+        <w:rPr>
+          <w:rFonts w:hint="default"/>
+          <w:b w:val="0"/>
+          <w:bCs w:val="0"/>
+          <w:lang w:val="en-US" w:eastAsia="zh-CN"/>
+        </w:rPr>
+      </w:pPr>
     </w:p>
     <w:sectPr>
       <w:pgSz w:w="11906" w:h="16838"/>
